--- a/samples/11-markdown-to-docx/ferrodoc.docx
+++ b/samples/11-markdown-to-docx/ferrodoc.docx
@@ -1729,7 +1729,13 @@
         <w:t xml:space="preserve"> </w:t>
       </w:r>
       <w:r>
-        <w:t xml:space="preserve">footnote.[^note]</w:t>
+        <w:t xml:space="preserve">footnote.</w:t>
+      </w:r>
+      <w:r>
+        <w:rPr>
+          <w:rStyle w:val="FootnoteReference"/>
+        </w:rPr>
+        <w:footnoteReference w:id="2"/>
       </w:r>
     </w:p>
     <w:p>
@@ -1766,7 +1772,7 @@
       <w:r>
         <w:t xml:space="preserve"> </w:t>
       </w:r>
-      <w:hyperlink r:id="rId4">
+      <w:hyperlink r:id="rId5">
         <w:r>
           <w:rPr>
             <w:rStyle w:val="Hyperlink"/>
@@ -1810,7 +1816,7 @@
       <w:r>
         <w:t xml:space="preserve"> </w:t>
       </w:r>
-      <w:hyperlink r:id="rId5">
+      <w:hyperlink r:id="rId6">
         <w:r>
           <w:rPr>
             <w:rStyle w:val="Hyperlink"/>
@@ -1836,7 +1842,7 @@
       <w:r>
         <w:t xml:space="preserve"> </w:t>
       </w:r>
-      <w:hyperlink r:id="rId6">
+      <w:hyperlink r:id="rId7">
         <w:r>
           <w:rPr>
             <w:rStyle w:val="Hyperlink"/>
@@ -1877,7 +1883,7 @@
                     <pic:cNvPicPr/>
                   </pic:nvPicPr>
                   <pic:blipFill>
-                    <a:blip r:embed="rId7"/>
+                    <a:blip r:embed="rId8"/>
                     <a:stretch>
                       <a:fillRect/>
                     </a:stretch>
@@ -2046,73 +2052,6 @@
     </w:p>
     <w:p>
       <w:pPr>
-        <w:pStyle w:val="BodyText"/>
-      </w:pPr>
-      <w:r>
-        <w:t xml:space="preserve">[^note]:</w:t>
-      </w:r>
-      <w:r>
-        <w:t xml:space="preserve"> </w:t>
-      </w:r>
-      <w:r>
-        <w:t xml:space="preserve">Footnote</w:t>
-      </w:r>
-      <w:r>
-        <w:t xml:space="preserve"> </w:t>
-      </w:r>
-      <w:r>
-        <w:t xml:space="preserve">bodies</w:t>
-      </w:r>
-      <w:r>
-        <w:t xml:space="preserve"> </w:t>
-      </w:r>
-      <w:r>
-        <w:t xml:space="preserve">can</w:t>
-      </w:r>
-      <w:r>
-        <w:t xml:space="preserve"> </w:t>
-      </w:r>
-      <w:r>
-        <w:t xml:space="preserve">contain</w:t>
-      </w:r>
-      <w:r>
-        <w:t xml:space="preserve"> </w:t>
-      </w:r>
-      <w:r>
-        <w:rPr>
-          <w:b/>
-        </w:rPr>
-        <w:t xml:space="preserve">formatting</w:t>
-      </w:r>
-      <w:r>
-        <w:t xml:space="preserve"> </w:t>
-      </w:r>
-      <w:r>
-        <w:t xml:space="preserve">and</w:t>
-      </w:r>
-      <w:r>
-        <w:t xml:space="preserve"> </w:t>
-      </w:r>
-      <w:r>
-        <w:t xml:space="preserve">a</w:t>
-      </w:r>
-      <w:r>
-        <w:t xml:space="preserve"> </w:t>
-      </w:r>
-      <w:hyperlink r:id="rId8">
-        <w:r>
-          <w:rPr>
-            <w:rStyle w:val="Hyperlink"/>
-          </w:rPr>
-          <w:t xml:space="preserve">link</w:t>
-        </w:r>
-      </w:hyperlink>
-      <w:r>
-        <w:t xml:space="preserve">.</w:t>
-      </w:r>
-    </w:p>
-    <w:p>
-      <w:pPr>
         <w:pStyle w:val="Heading2"/>
       </w:pPr>
       <w:r>
@@ -2207,6 +2146,69 @@
     <w:p>
       <w:r>
         <w:continuationSeparator/>
+      </w:r>
+    </w:p>
+  </w:footnote>
+  <w:footnote w:id="2">
+    <w:p>
+      <w:pPr>
+        <w:pStyle w:val="FootnoteText"/>
+      </w:pPr>
+      <w:r>
+        <w:t xml:space="preserve">Footnote</w:t>
+      </w:r>
+      <w:r>
+        <w:t xml:space="preserve"> </w:t>
+      </w:r>
+      <w:r>
+        <w:t xml:space="preserve">bodies</w:t>
+      </w:r>
+      <w:r>
+        <w:t xml:space="preserve"> </w:t>
+      </w:r>
+      <w:r>
+        <w:t xml:space="preserve">can</w:t>
+      </w:r>
+      <w:r>
+        <w:t xml:space="preserve"> </w:t>
+      </w:r>
+      <w:r>
+        <w:t xml:space="preserve">contain</w:t>
+      </w:r>
+      <w:r>
+        <w:t xml:space="preserve"> </w:t>
+      </w:r>
+      <w:r>
+        <w:rPr>
+          <w:b/>
+        </w:rPr>
+        <w:t xml:space="preserve">formatting</w:t>
+      </w:r>
+      <w:r>
+        <w:t xml:space="preserve"> </w:t>
+      </w:r>
+      <w:r>
+        <w:t xml:space="preserve">and</w:t>
+      </w:r>
+      <w:r>
+        <w:t xml:space="preserve"> </w:t>
+      </w:r>
+      <w:r>
+        <w:t xml:space="preserve">a</w:t>
+      </w:r>
+      <w:r>
+        <w:t xml:space="preserve"> </w:t>
+      </w:r>
+      <w:hyperlink r:id="rId4">
+        <w:r>
+          <w:rPr>
+            <w:rStyle w:val="Hyperlink"/>
+          </w:rPr>
+          <w:t xml:space="preserve">link</w:t>
+        </w:r>
+      </w:hyperlink>
+      <w:r>
+        <w:t xml:space="preserve">.</w:t>
       </w:r>
     </w:p>
   </w:footnote>

--- a/samples/11-markdown-to-docx/ferrodoc.docx
+++ b/samples/11-markdown-to-docx/ferrodoc.docx
@@ -1743,6 +1743,437 @@
         <w:pStyle w:val="BodyText"/>
       </w:pPr>
       <w:r>
+        <w:t xml:space="preserve">Five</w:t>
+      </w:r>
+      <w:r>
+        <w:t xml:space="preserve"> </w:t>
+      </w:r>
+      <w:r>
+        <w:t xml:space="preserve">inlines</w:t>
+      </w:r>
+      <w:r>
+        <w:t xml:space="preserve"> </w:t>
+      </w:r>
+      <w:r>
+        <w:t xml:space="preserve">no</w:t>
+      </w:r>
+      <w:r>
+        <w:t xml:space="preserve"> </w:t>
+      </w:r>
+      <w:r>
+        <w:t xml:space="preserve">writer</w:t>
+      </w:r>
+      <w:r>
+        <w:t xml:space="preserve"> </w:t>
+      </w:r>
+      <w:r>
+        <w:t xml:space="preserve">test</w:t>
+      </w:r>
+      <w:r>
+        <w:t xml:space="preserve"> </w:t>
+      </w:r>
+      <w:r>
+        <w:t xml:space="preserve">used</w:t>
+      </w:r>
+      <w:r>
+        <w:t xml:space="preserve"> </w:t>
+      </w:r>
+      <w:r>
+        <w:t xml:space="preserve">to</w:t>
+      </w:r>
+      <w:r>
+        <w:t xml:space="preserve"> </w:t>
+      </w:r>
+      <w:r>
+        <w:t xml:space="preserve">reach</w:t>
+      </w:r>
+      <w:r>
+        <w:t xml:space="preserve"> </w:t>
+      </w:r>
+      <w:r>
+        <w:t xml:space="preserve">through</w:t>
+      </w:r>
+      <w:r>
+        <w:t xml:space="preserve"> </w:t>
+      </w:r>
+      <w:r>
+        <w:t xml:space="preserve">this</w:t>
+      </w:r>
+      <w:r>
+        <w:t xml:space="preserve"> </w:t>
+      </w:r>
+      <w:r>
+        <w:t xml:space="preserve">file:</w:t>
+      </w:r>
+      <w:r>
+        <w:t xml:space="preserve"> </w:t>
+      </w:r>
+      <w:r>
+        <w:t xml:space="preserve">underlined</w:t>
+      </w:r>
+      <w:r>
+        <w:t xml:space="preserve"> </w:t>
+      </w:r>
+      <w:r>
+        <w:t xml:space="preserve">text</w:t>
+      </w:r>
+      <w:r>
+        <w:t xml:space="preserve">,</w:t>
+      </w:r>
+      <w:r>
+        <w:t xml:space="preserve"> </w:t>
+      </w:r>
+      <w:r>
+        <w:t xml:space="preserve">small</w:t>
+      </w:r>
+      <w:r>
+        <w:t xml:space="preserve"> </w:t>
+      </w:r>
+      <w:r>
+        <w:t xml:space="preserve">caps</w:t>
+      </w:r>
+      <w:r>
+        <w:t xml:space="preserve">,</w:t>
+      </w:r>
+      <w:r>
+        <w:t xml:space="preserve"> </w:t>
+      </w:r>
+      <w:r>
+        <w:t xml:space="preserve">a</w:t>
+      </w:r>
+      <w:r>
+        <w:t xml:space="preserve"> </w:t>
+      </w:r>
+      <w:r>
+        <w:t xml:space="preserve">span</w:t>
+      </w:r>
+      <w:r>
+        <w:t xml:space="preserve"> </w:t>
+      </w:r>
+      <w:r>
+        <w:t xml:space="preserve">carrying</w:t>
+      </w:r>
+      <w:r>
+        <w:t xml:space="preserve"> </w:t>
+      </w:r>
+      <w:r>
+        <w:t xml:space="preserve">an</w:t>
+      </w:r>
+      <w:r>
+        <w:t xml:space="preserve"> </w:t>
+      </w:r>
+      <w:r>
+        <w:t xml:space="preserve">id</w:t>
+      </w:r>
+      <w:r>
+        <w:t xml:space="preserve"> </w:t>
+      </w:r>
+      <w:r>
+        <w:t xml:space="preserve">and</w:t>
+      </w:r>
+      <w:r>
+        <w:t xml:space="preserve"> </w:t>
+      </w:r>
+      <w:r>
+        <w:t xml:space="preserve">a</w:t>
+      </w:r>
+      <w:r>
+        <w:t xml:space="preserve"> </w:t>
+      </w:r>
+      <w:r>
+        <w:t xml:space="preserve">class</w:t>
+      </w:r>
+      <w:r>
+        <w:t xml:space="preserve">,</w:t>
+      </w:r>
+      <w:r>
+        <w:t xml:space="preserve"> </w:t>
+      </w:r>
+      <w:r>
+        <w:t xml:space="preserve">and</w:t>
+      </w:r>
+      <w:r>
+        <w:t xml:space="preserve"> </w:t>
+      </w:r>
+      <w:r>
+        <w:t xml:space="preserve">H</w:t>
+      </w:r>
+      <w:r>
+        <w:t xml:space="preserve">2</w:t>
+      </w:r>
+      <w:r>
+        <w:t xml:space="preserve">O</w:t>
+      </w:r>
+      <w:r>
+        <w:t xml:space="preserve"> </w:t>
+      </w:r>
+      <w:r>
+        <w:t xml:space="preserve">beside</w:t>
+      </w:r>
+      <w:r>
+        <w:t xml:space="preserve"> </w:t>
+      </w:r>
+      <w:r>
+        <w:t xml:space="preserve">E=mc</w:t>
+      </w:r>
+      <w:r>
+        <w:t xml:space="preserve">2</w:t>
+      </w:r>
+      <w:r>
+        <w:t xml:space="preserve">.</w:t>
+      </w:r>
+      <w:r>
+        <w:t xml:space="preserve"> </w:t>
+      </w:r>
+      <w:r>
+        <w:t xml:space="preserve">They</w:t>
+      </w:r>
+      <w:r>
+        <w:t xml:space="preserve"> </w:t>
+      </w:r>
+      <w:r>
+        <w:t xml:space="preserve">are</w:t>
+      </w:r>
+      <w:r>
+        <w:t xml:space="preserve"> </w:t>
+      </w:r>
+      <w:r>
+        <w:t xml:space="preserve">here</w:t>
+      </w:r>
+      <w:r>
+        <w:t xml:space="preserve"> </w:t>
+      </w:r>
+      <w:r>
+        <w:t xml:space="preserve">because</w:t>
+      </w:r>
+      <w:r>
+        <w:t xml:space="preserve"> </w:t>
+      </w:r>
+      <w:r>
+        <w:rPr>
+          <w:rStyle w:val="VerbatimChar"/>
+        </w:rPr>
+        <w:t xml:space="preserve">docs/gates.md</w:t>
+      </w:r>
+      <w:r>
+        <w:t xml:space="preserve"> </w:t>
+      </w:r>
+      <w:r>
+        <w:t xml:space="preserve">claims</w:t>
+      </w:r>
+      <w:r>
+        <w:t xml:space="preserve"> </w:t>
+      </w:r>
+      <w:r>
+        <w:rPr>
+          <w:rStyle w:val="VerbatimChar"/>
+        </w:rPr>
+        <w:t xml:space="preserve">--samples</w:t>
+      </w:r>
+      <w:r>
+        <w:t xml:space="preserve"> </w:t>
+      </w:r>
+      <w:r>
+        <w:t xml:space="preserve">keeps</w:t>
+      </w:r>
+      <w:r>
+        <w:t xml:space="preserve"> </w:t>
+      </w:r>
+      <w:r>
+        <w:t xml:space="preserve">them</w:t>
+      </w:r>
+      <w:r>
+        <w:t xml:space="preserve"> </w:t>
+      </w:r>
+      <w:r>
+        <w:t xml:space="preserve">found,</w:t>
+      </w:r>
+      <w:r>
+        <w:t xml:space="preserve"> </w:t>
+      </w:r>
+      <w:r>
+        <w:t xml:space="preserve">and</w:t>
+      </w:r>
+      <w:r>
+        <w:t xml:space="preserve"> </w:t>
+      </w:r>
+      <w:r>
+        <w:t xml:space="preserve">until</w:t>
+      </w:r>
+      <w:r>
+        <w:t xml:space="preserve"> </w:t>
+      </w:r>
+      <w:r>
+        <w:t xml:space="preserve">this</w:t>
+      </w:r>
+      <w:r>
+        <w:t xml:space="preserve"> </w:t>
+      </w:r>
+      <w:r>
+        <w:t xml:space="preserve">paragraph</w:t>
+      </w:r>
+      <w:r>
+        <w:t xml:space="preserve"> </w:t>
+      </w:r>
+      <w:r>
+        <w:t xml:space="preserve">existed</w:t>
+      </w:r>
+      <w:r>
+        <w:t xml:space="preserve"> </w:t>
+      </w:r>
+      <w:r>
+        <w:t xml:space="preserve">no</w:t>
+      </w:r>
+      <w:r>
+        <w:t xml:space="preserve"> </w:t>
+      </w:r>
+      <w:r>
+        <w:t xml:space="preserve">sample</w:t>
+      </w:r>
+      <w:r>
+        <w:t xml:space="preserve"> </w:t>
+      </w:r>
+      <w:r>
+        <w:t xml:space="preserve">document</w:t>
+      </w:r>
+      <w:r>
+        <w:t xml:space="preserve"> </w:t>
+      </w:r>
+      <w:r>
+        <w:t xml:space="preserve">contained</w:t>
+      </w:r>
+      <w:r>
+        <w:t xml:space="preserve"> </w:t>
+      </w:r>
+      <w:r>
+        <w:t xml:space="preserve">one</w:t>
+      </w:r>
+      <w:r>
+        <w:t xml:space="preserve"> </w:t>
+      </w:r>
+      <w:r>
+        <w:t xml:space="preserve">—</w:t>
+      </w:r>
+      <w:r>
+        <w:t xml:space="preserve"> </w:t>
+      </w:r>
+      <w:r>
+        <w:t xml:space="preserve">the</w:t>
+      </w:r>
+      <w:r>
+        <w:t xml:space="preserve"> </w:t>
+      </w:r>
+      <w:r>
+        <w:t xml:space="preserve">claim</w:t>
+      </w:r>
+      <w:r>
+        <w:t xml:space="preserve"> </w:t>
+      </w:r>
+      <w:r>
+        <w:t xml:space="preserve">was</w:t>
+      </w:r>
+      <w:r>
+        <w:t xml:space="preserve"> </w:t>
+      </w:r>
+      <w:r>
+        <w:t xml:space="preserve">wider</w:t>
+      </w:r>
+      <w:r>
+        <w:t xml:space="preserve"> </w:t>
+      </w:r>
+      <w:r>
+        <w:t xml:space="preserve">than</w:t>
+      </w:r>
+      <w:r>
+        <w:t xml:space="preserve"> </w:t>
+      </w:r>
+      <w:r>
+        <w:t xml:space="preserve">the</w:t>
+      </w:r>
+      <w:r>
+        <w:t xml:space="preserve"> </w:t>
+      </w:r>
+      <w:r>
+        <w:t xml:space="preserve">corpus</w:t>
+      </w:r>
+      <w:r>
+        <w:t xml:space="preserve"> </w:t>
+      </w:r>
+      <w:r>
+        <w:t xml:space="preserve">behind</w:t>
+      </w:r>
+      <w:r>
+        <w:t xml:space="preserve"> </w:t>
+      </w:r>
+      <w:r>
+        <w:t xml:space="preserve">it,</w:t>
+      </w:r>
+      <w:r>
+        <w:t xml:space="preserve"> </w:t>
+      </w:r>
+      <w:r>
+        <w:t xml:space="preserve">which</w:t>
+      </w:r>
+      <w:r>
+        <w:t xml:space="preserve"> </w:t>
+      </w:r>
+      <w:r>
+        <w:t xml:space="preserve">is</w:t>
+      </w:r>
+      <w:r>
+        <w:t xml:space="preserve"> </w:t>
+      </w:r>
+      <w:r>
+        <w:t xml:space="preserve">the</w:t>
+      </w:r>
+      <w:r>
+        <w:t xml:space="preserve"> </w:t>
+      </w:r>
+      <w:r>
+        <w:t xml:space="preserve">defect</w:t>
+      </w:r>
+      <w:r>
+        <w:t xml:space="preserve"> </w:t>
+      </w:r>
+      <w:r>
+        <w:t xml:space="preserve">this</w:t>
+      </w:r>
+      <w:r>
+        <w:t xml:space="preserve"> </w:t>
+      </w:r>
+      <w:r>
+        <w:t xml:space="preserve">file</w:t>
+      </w:r>
+      <w:r>
+        <w:t xml:space="preserve"> </w:t>
+      </w:r>
+      <w:r>
+        <w:t xml:space="preserve">is</w:t>
+      </w:r>
+      <w:r>
+        <w:t xml:space="preserve"> </w:t>
+      </w:r>
+      <w:r>
+        <w:t xml:space="preserve">supposed</w:t>
+      </w:r>
+      <w:r>
+        <w:t xml:space="preserve"> </w:t>
+      </w:r>
+      <w:r>
+        <w:t xml:space="preserve">to</w:t>
+      </w:r>
+      <w:r>
+        <w:t xml:space="preserve"> </w:t>
+      </w:r>
+      <w:r>
+        <w:t xml:space="preserve">catch.</w:t>
+      </w:r>
+    </w:p>
+    <w:p>
+      <w:pPr>
+        <w:pStyle w:val="BodyText"/>
+      </w:pPr>
+      <w:r>
         <w:t xml:space="preserve">A</w:t>
       </w:r>
       <w:r>

--- a/samples/11-markdown-to-docx/ferrodoc.docx
+++ b/samples/11-markdown-to-docx/ferrodoc.docx
@@ -1247,11 +1247,9 @@
         </w:rPr>
         <w:t xml:space="preserve">find . -name '*.docx' -print0 |</w:t>
       </w:r>
-    </w:p>
-    <w:p>
-      <w:pPr>
-        <w:pStyle w:val="SourceCode"/>
-      </w:pPr>
+      <w:r>
+        <w:br/>
+      </w:r>
       <w:r>
         <w:rPr>
           <w:rStyle w:val="VerbatimChar"/>
@@ -1331,22 +1329,18 @@
         </w:rPr>
         <w:t xml:space="preserve">import ferrodoc</w:t>
       </w:r>
-    </w:p>
-    <w:p>
-      <w:pPr>
-        <w:pStyle w:val="SourceCode"/>
-      </w:pPr>
+      <w:r>
+        <w:br/>
+      </w:r>
       <w:r>
         <w:rPr>
           <w:rStyle w:val="VerbatimChar"/>
         </w:rPr>
         <w:t xml:space="preserve">with open("report.docx", "rb") as f:</w:t>
       </w:r>
-    </w:p>
-    <w:p>
-      <w:pPr>
-        <w:pStyle w:val="SourceCode"/>
-      </w:pPr>
+      <w:r>
+        <w:br/>
+      </w:r>
       <w:r>
         <w:rPr>
           <w:rStyle w:val="VerbatimChar"/>
